--- a/a7/build/out/u4/A7 4.06  Lesson Plan.docx
+++ b/a7/build/out/u4/A7 4.06  Lesson Plan.docx
@@ -4019,7 +4019,7 @@
                 <w:color w:val="1A1A1A"/>
                 <w:sz w:val="18"/>
               </w:rPr>
-              <w:t>anything that divides before the top and bottom are finished [8.NSO.1.7: the fraction bar groups both]; 1/12 — 6</w:t>
+              <w:t>anything that divides before the top and bottom are finished [8.NSO.1.7: the fraction bar groups both]; −1/5 — 6</w:t>
             </w:r>
             <w:r>
               <w:rPr>
@@ -4038,7 +4038,7 @@
                 <w:color w:val="1A1A1A"/>
                 <w:sz w:val="18"/>
               </w:rPr>
-              <w:t xml:space="preserve"> read as 6 · 2</w:t>
+              <w:t xml:space="preserve"> read as 6 · 2, leaving 3 over −15; 1/12 — the −27 under the bar was dropped</w:t>
             </w:r>
           </w:p>
         </w:tc>

--- a/a7/build/out/u4/A7 4.06  Lesson Plan.docx
+++ b/a7/build/out/u4/A7 4.06  Lesson Plan.docx
@@ -563,91 +563,134 @@
         </w:rPr>
       </w:r>
     </w:p>
+    <w:tbl>
+      <w:tblPr>
+        <w:tblLayout w:type="fixed"/>
+        <w:tblLook w:firstColumn="1" w:firstRow="1" w:lastColumn="0" w:lastRow="0" w:noHBand="0" w:noVBand="1" w:val="04A0"/>
+        <w:tblLayout w:type="fixed"/>
+        <w:tblW w:w="9360" w:type="dxa"/>
+      </w:tblPr>
+      <w:tblGrid>
+        <w:gridCol w:w="9360"/>
+      </w:tblGrid>
+      <w:tr>
+        <w:trPr>
+          <w:cantSplit/>
+        </w:trPr>
+        <w:tc>
+          <w:tcPr>
+            <w:tcW w:type="dxa" w:w="9360"/>
+            <w:tcBorders>
+              <w:top w:val="nil"/>
+              <w:left w:val="nil"/>
+              <w:bottom w:val="nil"/>
+              <w:right w:val="nil"/>
+            </w:tcBorders>
+            <w:tcMar>
+              <w:top w:w="0" w:type="dxa"/>
+              <w:left w:w="0" w:type="dxa"/>
+              <w:bottom w:w="0" w:type="dxa"/>
+              <w:right w:w="0" w:type="dxa"/>
+            </w:tcMar>
+          </w:tcPr>
+          <w:p>
+            <w:pPr>
+              <w:keepNext/>
+              <w:spacing w:before="200" w:after="120"/>
+              <w:pBdr>
+                <w:bottom w:val="single" w:sz="8" w:space="2" w:color="1A1A1A"/>
+              </w:pBdr>
+            </w:pPr>
+            <w:r>
+              <w:rPr>
+                <w:b/>
+                <w:i w:val="0"/>
+                <w:color w:val="1A1A1A"/>
+                <w:sz w:val="24"/>
+              </w:rPr>
+              <w:t>2.  Standards</w:t>
+            </w:r>
+          </w:p>
+          <w:p>
+            <w:pPr>
+              <w:spacing w:before="40" w:after="80"/>
+            </w:pPr>
+            <w:r>
+              <w:rPr>
+                <w:b/>
+                <w:i w:val="0"/>
+                <w:color w:val="1A1A1A"/>
+                <w:sz w:val="21"/>
+              </w:rPr>
+              <w:t>MA.8.NSO.1.7</w:t>
+            </w:r>
+            <w:r>
+              <w:rPr>
+                <w:b w:val="0"/>
+                <w:i w:val="0"/>
+                <w:color w:val="1A1A1A"/>
+                <w:sz w:val="21"/>
+              </w:rPr>
+              <w:t xml:space="preserve">  Solve multi-step mathematical and real-world problems involving the order of operations with rational numbers including exponents and radicals.</w:t>
+            </w:r>
+          </w:p>
+          <w:p>
+            <w:pPr>
+              <w:spacing w:before="0" w:after="60"/>
+            </w:pPr>
+            <w:r>
+              <w:rPr>
+                <w:b/>
+                <w:i w:val="0"/>
+                <w:color w:val="1A1A1A"/>
+                <w:sz w:val="21"/>
+              </w:rPr>
+              <w:t>Must.</w:t>
+            </w:r>
+            <w:r>
+              <w:rPr>
+                <w:b w:val="0"/>
+                <w:i w:val="0"/>
+                <w:color w:val="1A1A1A"/>
+                <w:sz w:val="21"/>
+              </w:rPr>
+              <w:t xml:space="preserve">  Evaluate multi-step expressions with rational numbers, exponents and radicals, in six steps or fewer.</w:t>
+            </w:r>
+          </w:p>
+          <w:p>
+            <w:pPr>
+              <w:spacing w:before="0" w:after="80"/>
+            </w:pPr>
+            <w:r>
+              <w:rPr>
+                <w:b/>
+                <w:i w:val="0"/>
+                <w:color w:val="1A1A1A"/>
+                <w:sz w:val="21"/>
+              </w:rPr>
+              <w:t>Must not.</w:t>
+            </w:r>
+            <w:r>
+              <w:rPr>
+                <w:b w:val="0"/>
+                <w:i w:val="0"/>
+                <w:color w:val="1A1A1A"/>
+                <w:sz w:val="21"/>
+              </w:rPr>
+              <w:t xml:space="preserve">  No mnemonic. The state guide says to avoid PEMDAS because it leaves out grouping symbols, and the word appears on no student page in this unit.</w:t>
+            </w:r>
+          </w:p>
+        </w:tc>
+      </w:tr>
+    </w:tbl>
     <w:p>
       <w:pPr>
-        <w:keepNext/>
-        <w:spacing w:before="200" w:after="120"/>
-        <w:pBdr>
-          <w:bottom w:val="single" w:sz="8" w:space="2" w:color="1A1A1A"/>
-        </w:pBdr>
+        <w:spacing w:after="0" w:before="0" w:line="20" w:lineRule="exact"/>
       </w:pPr>
       <w:r>
         <w:rPr>
-          <w:b/>
-          <w:i w:val="0"/>
-          <w:color w:val="1A1A1A"/>
-          <w:sz w:val="24"/>
+          <w:sz w:val="2"/>
         </w:rPr>
-        <w:t>2.  Standards</w:t>
-      </w:r>
-    </w:p>
-    <w:p>
-      <w:pPr>
-        <w:spacing w:before="40" w:after="80"/>
-      </w:pPr>
-      <w:r>
-        <w:rPr>
-          <w:b/>
-          <w:i w:val="0"/>
-          <w:color w:val="1A1A1A"/>
-          <w:sz w:val="21"/>
-        </w:rPr>
-        <w:t>MA.8.NSO.1.7</w:t>
-      </w:r>
-      <w:r>
-        <w:rPr>
-          <w:b w:val="0"/>
-          <w:i w:val="0"/>
-          <w:color w:val="1A1A1A"/>
-          <w:sz w:val="21"/>
-        </w:rPr>
-        <w:t xml:space="preserve">  Solve multi-step mathematical and real-world problems involving the order of operations with rational numbers including exponents and radicals.</w:t>
-      </w:r>
-    </w:p>
-    <w:p>
-      <w:pPr>
-        <w:spacing w:before="0" w:after="60"/>
-      </w:pPr>
-      <w:r>
-        <w:rPr>
-          <w:b/>
-          <w:i w:val="0"/>
-          <w:color w:val="1A1A1A"/>
-          <w:sz w:val="21"/>
-        </w:rPr>
-        <w:t>Must.</w:t>
-      </w:r>
-      <w:r>
-        <w:rPr>
-          <w:b w:val="0"/>
-          <w:i w:val="0"/>
-          <w:color w:val="1A1A1A"/>
-          <w:sz w:val="21"/>
-        </w:rPr>
-        <w:t xml:space="preserve">  Evaluate multi-step expressions with rational numbers, exponents and radicals, in six steps or fewer.</w:t>
-      </w:r>
-    </w:p>
-    <w:p>
-      <w:pPr>
-        <w:spacing w:before="0" w:after="80"/>
-      </w:pPr>
-      <w:r>
-        <w:rPr>
-          <w:b/>
-          <w:i w:val="0"/>
-          <w:color w:val="1A1A1A"/>
-          <w:sz w:val="21"/>
-        </w:rPr>
-        <w:t>Must not.</w:t>
-      </w:r>
-      <w:r>
-        <w:rPr>
-          <w:b w:val="0"/>
-          <w:i w:val="0"/>
-          <w:color w:val="1A1A1A"/>
-          <w:sz w:val="21"/>
-        </w:rPr>
-        <w:t xml:space="preserve">  No mnemonic. The state guide says to avoid PEMDAS because it leaves out grouping symbols, and the word appears nowhere in this unit.</w:t>
       </w:r>
     </w:p>
     <w:p>
@@ -719,6 +762,7 @@
           </w:tcPr>
           <w:p>
             <w:pPr>
+              <w:keepNext/>
               <w:spacing w:after="0"/>
               <w:jc w:val="center"/>
             </w:pPr>
@@ -752,6 +796,7 @@
           </w:tcPr>
           <w:p>
             <w:pPr>
+              <w:keepNext/>
               <w:spacing w:after="0"/>
               <w:jc w:val="center"/>
             </w:pPr>
@@ -785,6 +830,7 @@
           </w:tcPr>
           <w:p>
             <w:pPr>
+              <w:keepNext/>
               <w:spacing w:after="0"/>
               <w:jc w:val="center"/>
             </w:pPr>
@@ -1105,114 +1151,157 @@
         </w:rPr>
       </w:r>
     </w:p>
+    <w:tbl>
+      <w:tblPr>
+        <w:tblLayout w:type="fixed"/>
+        <w:tblLook w:firstColumn="1" w:firstRow="1" w:lastColumn="0" w:lastRow="0" w:noHBand="0" w:noVBand="1" w:val="04A0"/>
+        <w:tblLayout w:type="fixed"/>
+        <w:tblW w:w="9360" w:type="dxa"/>
+      </w:tblPr>
+      <w:tblGrid>
+        <w:gridCol w:w="9360"/>
+      </w:tblGrid>
+      <w:tr>
+        <w:trPr>
+          <w:cantSplit/>
+        </w:trPr>
+        <w:tc>
+          <w:tcPr>
+            <w:tcW w:type="dxa" w:w="9360"/>
+            <w:tcBorders>
+              <w:top w:val="nil"/>
+              <w:left w:val="nil"/>
+              <w:bottom w:val="nil"/>
+              <w:right w:val="nil"/>
+            </w:tcBorders>
+            <w:tcMar>
+              <w:top w:w="0" w:type="dxa"/>
+              <w:left w:w="0" w:type="dxa"/>
+              <w:bottom w:w="0" w:type="dxa"/>
+              <w:right w:w="0" w:type="dxa"/>
+            </w:tcMar>
+          </w:tcPr>
+          <w:p>
+            <w:pPr>
+              <w:keepNext/>
+              <w:spacing w:before="200" w:after="120"/>
+              <w:pBdr>
+                <w:bottom w:val="single" w:sz="8" w:space="2" w:color="1A1A1A"/>
+              </w:pBdr>
+            </w:pPr>
+            <w:r>
+              <w:rPr>
+                <w:b/>
+                <w:i w:val="0"/>
+                <w:color w:val="1A1A1A"/>
+                <w:sz w:val="24"/>
+              </w:rPr>
+              <w:t>4.  Learning Target and Essential Question</w:t>
+            </w:r>
+          </w:p>
+          <w:p>
+            <w:pPr>
+              <w:spacing w:before="40" w:after="60"/>
+            </w:pPr>
+            <w:r>
+              <w:rPr>
+                <w:b/>
+                <w:i w:val="0"/>
+                <w:color w:val="1A1A1A"/>
+                <w:sz w:val="21"/>
+              </w:rPr>
+              <w:t>Learning target.</w:t>
+            </w:r>
+            <w:r>
+              <w:rPr>
+                <w:b w:val="0"/>
+                <w:i w:val="0"/>
+                <w:color w:val="1A1A1A"/>
+                <w:sz w:val="21"/>
+              </w:rPr>
+              <w:t xml:space="preserve">  I can evaluate a multi-step expression with rational numbers, exponents and radicals by reading its structure.</w:t>
+            </w:r>
+          </w:p>
+          <w:p>
+            <w:pPr>
+              <w:spacing w:before="0" w:after="60"/>
+            </w:pPr>
+            <w:r>
+              <w:rPr>
+                <w:b/>
+                <w:i w:val="0"/>
+                <w:color w:val="1A1A1A"/>
+                <w:sz w:val="21"/>
+              </w:rPr>
+              <w:t>Essential question.</w:t>
+            </w:r>
+            <w:r>
+              <w:rPr>
+                <w:b w:val="0"/>
+                <w:i w:val="0"/>
+                <w:color w:val="1A1A1A"/>
+                <w:sz w:val="21"/>
+              </w:rPr>
+              <w:t xml:space="preserve">  What decides the order in which an expression is evaluated?</w:t>
+            </w:r>
+          </w:p>
+          <w:p>
+            <w:pPr>
+              <w:spacing w:before="0" w:after="40"/>
+            </w:pPr>
+            <w:r>
+              <w:rPr>
+                <w:b/>
+                <w:i w:val="0"/>
+                <w:color w:val="1A1A1A"/>
+                <w:sz w:val="20"/>
+              </w:rPr>
+              <w:t>Building on.</w:t>
+            </w:r>
+            <w:r>
+              <w:rPr>
+                <w:b w:val="0"/>
+                <w:i w:val="0"/>
+                <w:color w:val="1A1A1A"/>
+                <w:sz w:val="20"/>
+              </w:rPr>
+              <w:t xml:space="preserve">  4.05 — the radical bar as a grouping symbol; 3.04–3.05 — negative exponents on integer and rational bases; Grade 6 — the order of operations with whole numbers.</w:t>
+            </w:r>
+          </w:p>
+          <w:p>
+            <w:pPr>
+              <w:spacing w:before="0" w:after="80"/>
+            </w:pPr>
+            <w:r>
+              <w:rPr>
+                <w:b/>
+                <w:i w:val="0"/>
+                <w:color w:val="1A1A1A"/>
+                <w:sz w:val="20"/>
+              </w:rPr>
+              <w:t>Working toward.</w:t>
+            </w:r>
+            <w:r>
+              <w:rPr>
+                <w:b w:val="0"/>
+                <w:i w:val="0"/>
+                <w:color w:val="1A1A1A"/>
+                <w:sz w:val="20"/>
+              </w:rPr>
+              <w:t xml:space="preserve">  4.07–08 — the same structure inside real-world problems; MA.912.NSO.1.4 in Algebra 1.</w:t>
+            </w:r>
+          </w:p>
+        </w:tc>
+      </w:tr>
+    </w:tbl>
     <w:p>
       <w:pPr>
-        <w:keepNext/>
-        <w:spacing w:before="200" w:after="120"/>
-        <w:pBdr>
-          <w:bottom w:val="single" w:sz="8" w:space="2" w:color="1A1A1A"/>
-        </w:pBdr>
+        <w:spacing w:after="0" w:before="0" w:line="20" w:lineRule="exact"/>
       </w:pPr>
       <w:r>
         <w:rPr>
-          <w:b/>
-          <w:i w:val="0"/>
-          <w:color w:val="1A1A1A"/>
-          <w:sz w:val="24"/>
+          <w:sz w:val="2"/>
         </w:rPr>
-        <w:t>4.  Learning Target and Essential Question</w:t>
-      </w:r>
-    </w:p>
-    <w:p>
-      <w:pPr>
-        <w:spacing w:before="40" w:after="60"/>
-      </w:pPr>
-      <w:r>
-        <w:rPr>
-          <w:b/>
-          <w:i w:val="0"/>
-          <w:color w:val="1A1A1A"/>
-          <w:sz w:val="21"/>
-        </w:rPr>
-        <w:t>Learning target.</w:t>
-      </w:r>
-      <w:r>
-        <w:rPr>
-          <w:b w:val="0"/>
-          <w:i w:val="0"/>
-          <w:color w:val="1A1A1A"/>
-          <w:sz w:val="21"/>
-        </w:rPr>
-        <w:t xml:space="preserve">  I can evaluate a multi-step expression with rational numbers, exponents and radicals by reading its structure.</w:t>
-      </w:r>
-    </w:p>
-    <w:p>
-      <w:pPr>
-        <w:spacing w:before="0" w:after="60"/>
-      </w:pPr>
-      <w:r>
-        <w:rPr>
-          <w:b/>
-          <w:i w:val="0"/>
-          <w:color w:val="1A1A1A"/>
-          <w:sz w:val="21"/>
-        </w:rPr>
-        <w:t>Essential question.</w:t>
-      </w:r>
-      <w:r>
-        <w:rPr>
-          <w:b w:val="0"/>
-          <w:i w:val="0"/>
-          <w:color w:val="1A1A1A"/>
-          <w:sz w:val="21"/>
-        </w:rPr>
-        <w:t xml:space="preserve">  What decides the order in which an expression is evaluated?</w:t>
-      </w:r>
-    </w:p>
-    <w:p>
-      <w:pPr>
-        <w:spacing w:before="0" w:after="40"/>
-      </w:pPr>
-      <w:r>
-        <w:rPr>
-          <w:b/>
-          <w:i w:val="0"/>
-          <w:color w:val="1A1A1A"/>
-          <w:sz w:val="20"/>
-        </w:rPr>
-        <w:t>Building on.</w:t>
-      </w:r>
-      <w:r>
-        <w:rPr>
-          <w:b w:val="0"/>
-          <w:i w:val="0"/>
-          <w:color w:val="1A1A1A"/>
-          <w:sz w:val="20"/>
-        </w:rPr>
-        <w:t xml:space="preserve">  4.05 — the radical bar as a grouping symbol; 3.04–3.05 — negative exponents on integer and rational bases; Grade 6 — the order of operations with whole numbers.</w:t>
-      </w:r>
-    </w:p>
-    <w:p>
-      <w:pPr>
-        <w:spacing w:before="0" w:after="80"/>
-      </w:pPr>
-      <w:r>
-        <w:rPr>
-          <w:b/>
-          <w:i w:val="0"/>
-          <w:color w:val="1A1A1A"/>
-          <w:sz w:val="20"/>
-        </w:rPr>
-        <w:t>Working toward.</w:t>
-      </w:r>
-      <w:r>
-        <w:rPr>
-          <w:b w:val="0"/>
-          <w:i w:val="0"/>
-          <w:color w:val="1A1A1A"/>
-          <w:sz w:val="20"/>
-        </w:rPr>
-        <w:t xml:space="preserve">  4.07–08 — the same structure inside real-world problems; MA.912.NSO.1.4 in Algebra 1.</w:t>
       </w:r>
     </w:p>
     <w:p>
@@ -1285,6 +1374,7 @@
           </w:tcPr>
           <w:p>
             <w:pPr>
+              <w:keepNext/>
               <w:spacing w:after="0"/>
               <w:jc w:val="center"/>
             </w:pPr>
@@ -1318,6 +1408,7 @@
           </w:tcPr>
           <w:p>
             <w:pPr>
+              <w:keepNext/>
               <w:spacing w:after="0"/>
               <w:jc w:val="center"/>
             </w:pPr>
@@ -1351,6 +1442,7 @@
           </w:tcPr>
           <w:p>
             <w:pPr>
+              <w:keepNext/>
               <w:spacing w:after="0"/>
               <w:jc w:val="center"/>
             </w:pPr>
@@ -1384,6 +1476,7 @@
           </w:tcPr>
           <w:p>
             <w:pPr>
+              <w:keepNext/>
               <w:spacing w:after="0"/>
               <w:jc w:val="center"/>
             </w:pPr>
@@ -2811,91 +2904,134 @@
         </w:rPr>
       </w:r>
     </w:p>
+    <w:tbl>
+      <w:tblPr>
+        <w:tblLayout w:type="fixed"/>
+        <w:tblLook w:firstColumn="1" w:firstRow="1" w:lastColumn="0" w:lastRow="0" w:noHBand="0" w:noVBand="1" w:val="04A0"/>
+        <w:tblLayout w:type="fixed"/>
+        <w:tblW w:w="9360" w:type="dxa"/>
+      </w:tblPr>
+      <w:tblGrid>
+        <w:gridCol w:w="9360"/>
+      </w:tblGrid>
+      <w:tr>
+        <w:trPr>
+          <w:cantSplit/>
+        </w:trPr>
+        <w:tc>
+          <w:tcPr>
+            <w:tcW w:type="dxa" w:w="9360"/>
+            <w:tcBorders>
+              <w:top w:val="nil"/>
+              <w:left w:val="nil"/>
+              <w:bottom w:val="nil"/>
+              <w:right w:val="nil"/>
+            </w:tcBorders>
+            <w:tcMar>
+              <w:top w:w="0" w:type="dxa"/>
+              <w:left w:w="0" w:type="dxa"/>
+              <w:bottom w:w="0" w:type="dxa"/>
+              <w:right w:w="0" w:type="dxa"/>
+            </w:tcMar>
+          </w:tcPr>
+          <w:p>
+            <w:pPr>
+              <w:keepNext/>
+              <w:spacing w:before="200" w:after="120"/>
+              <w:pBdr>
+                <w:bottom w:val="single" w:sz="8" w:space="2" w:color="1A1A1A"/>
+              </w:pBdr>
+            </w:pPr>
+            <w:r>
+              <w:rPr>
+                <w:b/>
+                <w:i w:val="0"/>
+                <w:color w:val="1A1A1A"/>
+                <w:sz w:val="24"/>
+              </w:rPr>
+              <w:t>6.  Gradual Release</w:t>
+            </w:r>
+          </w:p>
+          <w:p>
+            <w:pPr>
+              <w:spacing w:before="40" w:after="60"/>
+            </w:pPr>
+            <w:r>
+              <w:rPr>
+                <w:b/>
+                <w:i w:val="0"/>
+                <w:color w:val="1A1A1A"/>
+                <w:sz w:val="21"/>
+              </w:rPr>
+              <w:t>I do.</w:t>
+            </w:r>
+            <w:r>
+              <w:rPr>
+                <w:b w:val="0"/>
+                <w:i w:val="0"/>
+                <w:color w:val="1A1A1A"/>
+                <w:sz w:val="21"/>
+              </w:rPr>
+              <w:t xml:space="preserve">  The Notes slides and the worked half of each Example: the teacher writes, the class copies, and the OFF line is said out loud rather than printed.</w:t>
+            </w:r>
+          </w:p>
+          <w:p>
+            <w:pPr>
+              <w:spacing w:before="0" w:after="60"/>
+            </w:pPr>
+            <w:r>
+              <w:rPr>
+                <w:b/>
+                <w:i w:val="0"/>
+                <w:color w:val="1A1A1A"/>
+                <w:sz w:val="21"/>
+              </w:rPr>
+              <w:t>We do.</w:t>
+            </w:r>
+            <w:r>
+              <w:rPr>
+                <w:b w:val="0"/>
+                <w:i w:val="0"/>
+                <w:color w:val="1A1A1A"/>
+                <w:sz w:val="21"/>
+              </w:rPr>
+              <w:t xml:space="preserve">  Each Example's Your Turn: the same steps on the student's own numbers, revealed and named a minute later.</w:t>
+            </w:r>
+          </w:p>
+          <w:p>
+            <w:pPr>
+              <w:spacing w:before="0" w:after="80"/>
+            </w:pPr>
+            <w:r>
+              <w:rPr>
+                <w:b/>
+                <w:i w:val="0"/>
+                <w:color w:val="1A1A1A"/>
+                <w:sz w:val="21"/>
+              </w:rPr>
+              <w:t>You do.</w:t>
+            </w:r>
+            <w:r>
+              <w:rPr>
+                <w:b w:val="0"/>
+                <w:i w:val="0"/>
+                <w:color w:val="1A1A1A"/>
+                <w:sz w:val="21"/>
+              </w:rPr>
+              <w:t xml:space="preserve">  The nine-question whiteboard round (12 minutes) and then the six-question independent set, silent and written.</w:t>
+            </w:r>
+          </w:p>
+        </w:tc>
+      </w:tr>
+    </w:tbl>
     <w:p>
       <w:pPr>
-        <w:keepNext/>
-        <w:spacing w:before="200" w:after="120"/>
-        <w:pBdr>
-          <w:bottom w:val="single" w:sz="8" w:space="2" w:color="1A1A1A"/>
-        </w:pBdr>
+        <w:spacing w:after="0" w:before="0" w:line="20" w:lineRule="exact"/>
       </w:pPr>
       <w:r>
         <w:rPr>
-          <w:b/>
-          <w:i w:val="0"/>
-          <w:color w:val="1A1A1A"/>
-          <w:sz w:val="24"/>
+          <w:sz w:val="2"/>
         </w:rPr>
-        <w:t>6.  Gradual Release</w:t>
-      </w:r>
-    </w:p>
-    <w:p>
-      <w:pPr>
-        <w:spacing w:before="40" w:after="60"/>
-      </w:pPr>
-      <w:r>
-        <w:rPr>
-          <w:b/>
-          <w:i w:val="0"/>
-          <w:color w:val="1A1A1A"/>
-          <w:sz w:val="21"/>
-        </w:rPr>
-        <w:t>I do.</w:t>
-      </w:r>
-      <w:r>
-        <w:rPr>
-          <w:b w:val="0"/>
-          <w:i w:val="0"/>
-          <w:color w:val="1A1A1A"/>
-          <w:sz w:val="21"/>
-        </w:rPr>
-        <w:t xml:space="preserve">  The Notes slides and the worked half of each Example: the teacher writes, the class copies, and the OFF line is said out loud rather than printed.</w:t>
-      </w:r>
-    </w:p>
-    <w:p>
-      <w:pPr>
-        <w:spacing w:before="0" w:after="60"/>
-      </w:pPr>
-      <w:r>
-        <w:rPr>
-          <w:b/>
-          <w:i w:val="0"/>
-          <w:color w:val="1A1A1A"/>
-          <w:sz w:val="21"/>
-        </w:rPr>
-        <w:t>We do.</w:t>
-      </w:r>
-      <w:r>
-        <w:rPr>
-          <w:b w:val="0"/>
-          <w:i w:val="0"/>
-          <w:color w:val="1A1A1A"/>
-          <w:sz w:val="21"/>
-        </w:rPr>
-        <w:t xml:space="preserve">  Each Example's Your Turn: the same steps on the student's own numbers, revealed and named a minute later.</w:t>
-      </w:r>
-    </w:p>
-    <w:p>
-      <w:pPr>
-        <w:spacing w:before="0" w:after="80"/>
-      </w:pPr>
-      <w:r>
-        <w:rPr>
-          <w:b/>
-          <w:i w:val="0"/>
-          <w:color w:val="1A1A1A"/>
-          <w:sz w:val="21"/>
-        </w:rPr>
-        <w:t>You do.</w:t>
-      </w:r>
-      <w:r>
-        <w:rPr>
-          <w:b w:val="0"/>
-          <w:i w:val="0"/>
-          <w:color w:val="1A1A1A"/>
-          <w:sz w:val="21"/>
-        </w:rPr>
-        <w:t xml:space="preserve">  The nine-question whiteboard round (12 minutes) and then the six-question independent set, silent and written.</w:t>
       </w:r>
     </w:p>
     <w:p>
@@ -2951,6 +3087,7 @@
           </w:tcPr>
           <w:p>
             <w:pPr>
+              <w:keepNext/>
               <w:spacing w:after="0"/>
               <w:jc w:val="center"/>
             </w:pPr>
@@ -2984,6 +3121,7 @@
           </w:tcPr>
           <w:p>
             <w:pPr>
+              <w:keepNext/>
               <w:spacing w:after="0"/>
               <w:jc w:val="center"/>
             </w:pPr>
@@ -3319,6 +3457,7 @@
           </w:tcPr>
           <w:p>
             <w:pPr>
+              <w:keepNext/>
               <w:spacing w:after="0"/>
               <w:jc w:val="center"/>
             </w:pPr>
@@ -3352,6 +3491,7 @@
           </w:tcPr>
           <w:p>
             <w:pPr>
+              <w:keepNext/>
               <w:spacing w:after="0"/>
               <w:jc w:val="center"/>
             </w:pPr>
@@ -3385,6 +3525,7 @@
           </w:tcPr>
           <w:p>
             <w:pPr>
+              <w:keepNext/>
               <w:spacing w:after="0"/>
               <w:jc w:val="center"/>
             </w:pPr>
@@ -3418,6 +3559,7 @@
           </w:tcPr>
           <w:p>
             <w:pPr>
+              <w:keepNext/>
               <w:spacing w:after="0"/>
               <w:jc w:val="center"/>
             </w:pPr>
@@ -4972,284 +5114,370 @@
         <w:t xml:space="preserve">  When a board splits — no option holding about two-thirds of the room — sixty seconds of “convince the person next to you”, then re-vote, then reveal. The minute comes out of the whiteboard remainder.</w:t>
       </w:r>
     </w:p>
+    <w:tbl>
+      <w:tblPr>
+        <w:tblLayout w:type="fixed"/>
+        <w:tblLook w:firstColumn="1" w:firstRow="1" w:lastColumn="0" w:lastRow="0" w:noHBand="0" w:noVBand="1" w:val="04A0"/>
+        <w:tblLayout w:type="fixed"/>
+        <w:tblW w:w="9360" w:type="dxa"/>
+      </w:tblPr>
+      <w:tblGrid>
+        <w:gridCol w:w="9360"/>
+      </w:tblGrid>
+      <w:tr>
+        <w:trPr>
+          <w:cantSplit/>
+        </w:trPr>
+        <w:tc>
+          <w:tcPr>
+            <w:tcW w:type="dxa" w:w="9360"/>
+            <w:tcBorders>
+              <w:top w:val="nil"/>
+              <w:left w:val="nil"/>
+              <w:bottom w:val="nil"/>
+              <w:right w:val="nil"/>
+            </w:tcBorders>
+            <w:tcMar>
+              <w:top w:w="0" w:type="dxa"/>
+              <w:left w:w="0" w:type="dxa"/>
+              <w:bottom w:w="0" w:type="dxa"/>
+              <w:right w:w="0" w:type="dxa"/>
+            </w:tcMar>
+          </w:tcPr>
+          <w:p>
+            <w:pPr>
+              <w:keepNext/>
+              <w:spacing w:before="200" w:after="120"/>
+              <w:pBdr>
+                <w:bottom w:val="single" w:sz="8" w:space="2" w:color="1A1A1A"/>
+              </w:pBdr>
+            </w:pPr>
+            <w:r>
+              <w:rPr>
+                <w:b/>
+                <w:i w:val="0"/>
+                <w:color w:val="1A1A1A"/>
+                <w:sz w:val="24"/>
+              </w:rPr>
+              <w:t>9.  Differentiation</w:t>
+            </w:r>
+          </w:p>
+          <w:p>
+            <w:pPr>
+              <w:spacing w:before="40" w:after="60"/>
+            </w:pPr>
+            <w:r>
+              <w:rPr>
+                <w:b/>
+                <w:i w:val="0"/>
+                <w:color w:val="1A1A1A"/>
+                <w:sz w:val="21"/>
+              </w:rPr>
+              <w:t>ESE / IEP.</w:t>
+            </w:r>
+            <w:r>
+              <w:rPr>
+                <w:b w:val="0"/>
+                <w:i w:val="0"/>
+                <w:color w:val="1A1A1A"/>
+                <w:sz w:val="21"/>
+              </w:rPr>
+              <w:t xml:space="preserve">  Give the four-level table from Notes I as a card and let it stay out. On every expression the student first circles all the grouping symbols and numbers them from the inside out, and only then evaluates; the circling is the work, and the arithmetic follows it.</w:t>
+            </w:r>
+          </w:p>
+          <w:p>
+            <w:pPr>
+              <w:spacing w:before="0" w:after="60"/>
+            </w:pPr>
+            <w:r>
+              <w:rPr>
+                <w:b/>
+                <w:i w:val="0"/>
+                <w:color w:val="1A1A1A"/>
+                <w:sz w:val="21"/>
+              </w:rPr>
+              <w:t>ELL.</w:t>
+            </w:r>
+            <w:r>
+              <w:rPr>
+                <w:b w:val="0"/>
+                <w:i w:val="0"/>
+                <w:color w:val="1A1A1A"/>
+                <w:sz w:val="21"/>
+              </w:rPr>
+              <w:t xml:space="preserve">  Grouping symbol is the phrase to own. Put the four of them on the board — parentheses, brackets, the radical bar, the fraction bar — and have the student point to each one in an expression and name it before evaluating anything.</w:t>
+            </w:r>
+          </w:p>
+          <w:p>
+            <w:pPr>
+              <w:spacing w:before="0" w:after="80"/>
+            </w:pPr>
+            <w:r>
+              <w:rPr>
+                <w:b/>
+                <w:i w:val="0"/>
+                <w:color w:val="1A1A1A"/>
+                <w:sz w:val="21"/>
+              </w:rPr>
+              <w:t>Enrichment.</w:t>
+            </w:r>
+            <w:r>
+              <w:rPr>
+                <w:b w:val="0"/>
+                <w:i w:val="0"/>
+                <w:color w:val="1A1A1A"/>
+                <w:sz w:val="21"/>
+              </w:rPr>
+              <w:t xml:space="preserve">  Ask for an expression using 2, 3 and 4 once each, with any grouping symbols, whose value is as large as possible — then as small as possible. Then ask why a mnemonic could not have answered either question.</w:t>
+            </w:r>
+          </w:p>
+        </w:tc>
+      </w:tr>
+    </w:tbl>
     <w:p>
       <w:pPr>
-        <w:keepNext/>
-        <w:spacing w:before="200" w:after="120"/>
-        <w:pBdr>
-          <w:bottom w:val="single" w:sz="8" w:space="2" w:color="1A1A1A"/>
-        </w:pBdr>
+        <w:spacing w:after="0" w:before="0" w:line="20" w:lineRule="exact"/>
       </w:pPr>
       <w:r>
         <w:rPr>
-          <w:b/>
-          <w:i w:val="0"/>
-          <w:color w:val="1A1A1A"/>
-          <w:sz w:val="24"/>
+          <w:sz w:val="2"/>
         </w:rPr>
-        <w:t>9.  Differentiation</w:t>
       </w:r>
     </w:p>
+    <w:tbl>
+      <w:tblPr>
+        <w:tblLayout w:type="fixed"/>
+        <w:tblLook w:firstColumn="1" w:firstRow="1" w:lastColumn="0" w:lastRow="0" w:noHBand="0" w:noVBand="1" w:val="04A0"/>
+        <w:tblLayout w:type="fixed"/>
+        <w:tblW w:w="9360" w:type="dxa"/>
+      </w:tblPr>
+      <w:tblGrid>
+        <w:gridCol w:w="9360"/>
+      </w:tblGrid>
+      <w:tr>
+        <w:trPr>
+          <w:cantSplit/>
+        </w:trPr>
+        <w:tc>
+          <w:tcPr>
+            <w:tcW w:type="dxa" w:w="9360"/>
+            <w:tcBorders>
+              <w:top w:val="nil"/>
+              <w:left w:val="nil"/>
+              <w:bottom w:val="nil"/>
+              <w:right w:val="nil"/>
+            </w:tcBorders>
+            <w:tcMar>
+              <w:top w:w="0" w:type="dxa"/>
+              <w:left w:w="0" w:type="dxa"/>
+              <w:bottom w:w="0" w:type="dxa"/>
+              <w:right w:w="0" w:type="dxa"/>
+            </w:tcMar>
+          </w:tcPr>
+          <w:p>
+            <w:pPr>
+              <w:keepNext/>
+              <w:spacing w:before="200" w:after="120"/>
+              <w:pBdr>
+                <w:bottom w:val="single" w:sz="8" w:space="2" w:color="1A1A1A"/>
+              </w:pBdr>
+            </w:pPr>
+            <w:r>
+              <w:rPr>
+                <w:b/>
+                <w:i w:val="0"/>
+                <w:color w:val="1A1A1A"/>
+                <w:sz w:val="24"/>
+              </w:rPr>
+              <w:t>10.  Closure, Vocabulary, Materials, Practice</w:t>
+            </w:r>
+          </w:p>
+          <w:p>
+            <w:pPr>
+              <w:spacing w:before="40" w:after="60"/>
+            </w:pPr>
+            <w:r>
+              <w:rPr>
+                <w:b/>
+                <w:i w:val="0"/>
+                <w:color w:val="1A1A1A"/>
+                <w:sz w:val="21"/>
+              </w:rPr>
+              <w:t>Closure.</w:t>
+            </w:r>
+            <w:r>
+              <w:rPr>
+                <w:b w:val="0"/>
+                <w:i w:val="0"/>
+                <w:color w:val="1A1A1A"/>
+                <w:sz w:val="21"/>
+              </w:rPr>
+              <w:t xml:space="preserve">  Board 9 is written work and it is the exit evidence: the student has to give a value of n that settles Roscoe's claim and say what is wrong with the sentence, not only that it is wrong. Read the boards, not the papers.</w:t>
+            </w:r>
+          </w:p>
+          <w:p>
+            <w:pPr>
+              <w:spacing w:before="0" w:after="60"/>
+            </w:pPr>
+            <w:r>
+              <w:rPr>
+                <w:b/>
+                <w:i w:val="0"/>
+                <w:color w:val="1A1A1A"/>
+                <w:sz w:val="21"/>
+              </w:rPr>
+              <w:t>Vocabulary.</w:t>
+            </w:r>
+            <w:r>
+              <w:rPr>
+                <w:b w:val="0"/>
+                <w:i w:val="0"/>
+                <w:color w:val="1A1A1A"/>
+                <w:sz w:val="21"/>
+              </w:rPr>
+              <w:t xml:space="preserve">  </w:t>
+            </w:r>
+            <w:r>
+              <w:rPr>
+                <w:b/>
+                <w:i w:val="0"/>
+                <w:color w:val="0B5394"/>
+                <w:sz w:val="21"/>
+              </w:rPr>
+              <w:t>grouping symbol</w:t>
+            </w:r>
+            <w:r>
+              <w:rPr>
+                <w:b w:val="0"/>
+                <w:i w:val="0"/>
+                <w:color w:val="1A1A1A"/>
+                <w:sz w:val="21"/>
+              </w:rPr>
+              <w:t xml:space="preserve">; </w:t>
+            </w:r>
+            <w:r>
+              <w:rPr>
+                <w:b/>
+                <w:i w:val="0"/>
+                <w:color w:val="0B5394"/>
+                <w:sz w:val="21"/>
+              </w:rPr>
+              <w:t>nested</w:t>
+            </w:r>
+            <w:r>
+              <w:rPr>
+                <w:b w:val="0"/>
+                <w:i w:val="0"/>
+                <w:color w:val="1A1A1A"/>
+                <w:sz w:val="21"/>
+              </w:rPr>
+              <w:t xml:space="preserve">; </w:t>
+            </w:r>
+            <w:r>
+              <w:rPr>
+                <w:b/>
+                <w:i w:val="0"/>
+                <w:color w:val="0B5394"/>
+                <w:sz w:val="21"/>
+              </w:rPr>
+              <w:t>multi-step expression</w:t>
+            </w:r>
+          </w:p>
+          <w:p>
+            <w:pPr>
+              <w:spacing w:before="0" w:after="60"/>
+            </w:pPr>
+            <w:r>
+              <w:rPr>
+                <w:b/>
+                <w:i w:val="0"/>
+                <w:color w:val="1A1A1A"/>
+                <w:sz w:val="21"/>
+              </w:rPr>
+              <w:t>Materials.</w:t>
+            </w:r>
+            <w:r>
+              <w:rPr>
+                <w:b w:val="0"/>
+                <w:i w:val="0"/>
+                <w:color w:val="1A1A1A"/>
+                <w:sz w:val="21"/>
+              </w:rPr>
+              <w:t xml:space="preserve">  Whiteboards and markers. Calculators are allowed on everything, and this is the lesson where a calculator is worth using against the class: enter −2</w:t>
+            </w:r>
+            <w:r>
+              <w:rPr>
+                <w:b w:val="0"/>
+                <w:i w:val="0"/>
+                <w:color w:val="1A1A1A"/>
+                <w:sz w:val="21"/>
+                <w:vertAlign w:val="superscript"/>
+              </w:rPr>
+              <w:t>2</w:t>
+            </w:r>
+            <w:r>
+              <w:rPr>
+                <w:b w:val="0"/>
+                <w:i w:val="0"/>
+                <w:color w:val="1A1A1A"/>
+                <w:sz w:val="21"/>
+              </w:rPr>
+              <w:t xml:space="preserve"> and (−2)</w:t>
+            </w:r>
+            <w:r>
+              <w:rPr>
+                <w:b w:val="0"/>
+                <w:i w:val="0"/>
+                <w:color w:val="1A1A1A"/>
+                <w:sz w:val="21"/>
+                <w:vertAlign w:val="superscript"/>
+              </w:rPr>
+              <w:t>2</w:t>
+            </w:r>
+            <w:r>
+              <w:rPr>
+                <w:b w:val="0"/>
+                <w:i w:val="0"/>
+                <w:color w:val="1A1A1A"/>
+                <w:sz w:val="21"/>
+              </w:rPr>
+              <w:t xml:space="preserve"> and let the machine settle it.</w:t>
+            </w:r>
+          </w:p>
+          <w:p>
+            <w:pPr>
+              <w:spacing w:before="0" w:after="80"/>
+            </w:pPr>
+            <w:r>
+              <w:rPr>
+                <w:b/>
+                <w:i w:val="0"/>
+                <w:color w:val="1A1A1A"/>
+                <w:sz w:val="21"/>
+              </w:rPr>
+              <w:t>Practice.</w:t>
+            </w:r>
+            <w:r>
+              <w:rPr>
+                <w:b w:val="0"/>
+                <w:i w:val="0"/>
+                <w:color w:val="1A1A1A"/>
+                <w:sz w:val="21"/>
+              </w:rPr>
+              <w:t xml:space="preserve">  The six-question independent set is worked silently in class; whatever is not finished goes home. IXL, all skills required to a SmartScore of 67, due at the start of the next class: Evaluate radical expressions — D8J.</w:t>
+            </w:r>
+          </w:p>
+        </w:tc>
+      </w:tr>
+    </w:tbl>
     <w:p>
       <w:pPr>
-        <w:spacing w:before="40" w:after="60"/>
+        <w:spacing w:after="0" w:before="0" w:line="20" w:lineRule="exact"/>
       </w:pPr>
       <w:r>
         <w:rPr>
-          <w:b/>
-          <w:i w:val="0"/>
-          <w:color w:val="1A1A1A"/>
-          <w:sz w:val="21"/>
+          <w:sz w:val="2"/>
         </w:rPr>
-        <w:t>ESE / IEP.</w:t>
-      </w:r>
-      <w:r>
-        <w:rPr>
-          <w:b w:val="0"/>
-          <w:i w:val="0"/>
-          <w:color w:val="1A1A1A"/>
-          <w:sz w:val="21"/>
-        </w:rPr>
-        <w:t xml:space="preserve">  Give the four-level table from Notes I as a card and let it stay out. On every expression the student first circles all the grouping symbols and numbers them from the inside out, and only then evaluates; the circling is the work, and the arithmetic follows it.</w:t>
-      </w:r>
-    </w:p>
-    <w:p>
-      <w:pPr>
-        <w:spacing w:before="0" w:after="60"/>
-      </w:pPr>
-      <w:r>
-        <w:rPr>
-          <w:b/>
-          <w:i w:val="0"/>
-          <w:color w:val="1A1A1A"/>
-          <w:sz w:val="21"/>
-        </w:rPr>
-        <w:t>ELL.</w:t>
-      </w:r>
-      <w:r>
-        <w:rPr>
-          <w:b w:val="0"/>
-          <w:i w:val="0"/>
-          <w:color w:val="1A1A1A"/>
-          <w:sz w:val="21"/>
-        </w:rPr>
-        <w:t xml:space="preserve">  Grouping symbol is the phrase to own. Put the four of them on the board — parentheses, brackets, the radical bar, the fraction bar — and have the student point to each one in an expression and name it before evaluating anything.</w:t>
-      </w:r>
-    </w:p>
-    <w:p>
-      <w:pPr>
-        <w:spacing w:before="0" w:after="80"/>
-      </w:pPr>
-      <w:r>
-        <w:rPr>
-          <w:b/>
-          <w:i w:val="0"/>
-          <w:color w:val="1A1A1A"/>
-          <w:sz w:val="21"/>
-        </w:rPr>
-        <w:t>Enrichment.</w:t>
-      </w:r>
-      <w:r>
-        <w:rPr>
-          <w:b w:val="0"/>
-          <w:i w:val="0"/>
-          <w:color w:val="1A1A1A"/>
-          <w:sz w:val="21"/>
-        </w:rPr>
-        <w:t xml:space="preserve">  Ask for an expression using 2, 3 and 4 once each, with any grouping symbols, whose value is as large as possible — then as small as possible. Then ask why a mnemonic could not have answered either question.</w:t>
-      </w:r>
-    </w:p>
-    <w:p>
-      <w:pPr>
-        <w:keepNext/>
-        <w:spacing w:before="200" w:after="120"/>
-        <w:pBdr>
-          <w:bottom w:val="single" w:sz="8" w:space="2" w:color="1A1A1A"/>
-        </w:pBdr>
-      </w:pPr>
-      <w:r>
-        <w:rPr>
-          <w:b/>
-          <w:i w:val="0"/>
-          <w:color w:val="1A1A1A"/>
-          <w:sz w:val="24"/>
-        </w:rPr>
-        <w:t>10.  Closure, Vocabulary, Materials, Practice</w:t>
-      </w:r>
-    </w:p>
-    <w:p>
-      <w:pPr>
-        <w:spacing w:before="40" w:after="60"/>
-      </w:pPr>
-      <w:r>
-        <w:rPr>
-          <w:b/>
-          <w:i w:val="0"/>
-          <w:color w:val="1A1A1A"/>
-          <w:sz w:val="21"/>
-        </w:rPr>
-        <w:t>Closure.</w:t>
-      </w:r>
-      <w:r>
-        <w:rPr>
-          <w:b w:val="0"/>
-          <w:i w:val="0"/>
-          <w:color w:val="1A1A1A"/>
-          <w:sz w:val="21"/>
-        </w:rPr>
-        <w:t xml:space="preserve">  Board 9 is written work and it is the exit evidence: the student has to give a value of n that settles Roscoe's claim and say what is wrong with the sentence, not only that it is wrong. Read the boards, not the papers.</w:t>
-      </w:r>
-    </w:p>
-    <w:p>
-      <w:pPr>
-        <w:spacing w:before="0" w:after="60"/>
-      </w:pPr>
-      <w:r>
-        <w:rPr>
-          <w:b/>
-          <w:i w:val="0"/>
-          <w:color w:val="1A1A1A"/>
-          <w:sz w:val="21"/>
-        </w:rPr>
-        <w:t>Vocabulary.</w:t>
-      </w:r>
-      <w:r>
-        <w:rPr>
-          <w:b w:val="0"/>
-          <w:i w:val="0"/>
-          <w:color w:val="1A1A1A"/>
-          <w:sz w:val="21"/>
-        </w:rPr>
-        <w:t xml:space="preserve">  </w:t>
-      </w:r>
-      <w:r>
-        <w:rPr>
-          <w:b/>
-          <w:i w:val="0"/>
-          <w:color w:val="0B5394"/>
-          <w:sz w:val="21"/>
-        </w:rPr>
-        <w:t>grouping symbol</w:t>
-      </w:r>
-      <w:r>
-        <w:rPr>
-          <w:b w:val="0"/>
-          <w:i w:val="0"/>
-          <w:color w:val="1A1A1A"/>
-          <w:sz w:val="21"/>
-        </w:rPr>
-        <w:t xml:space="preserve">; </w:t>
-      </w:r>
-      <w:r>
-        <w:rPr>
-          <w:b/>
-          <w:i w:val="0"/>
-          <w:color w:val="0B5394"/>
-          <w:sz w:val="21"/>
-        </w:rPr>
-        <w:t>nested</w:t>
-      </w:r>
-      <w:r>
-        <w:rPr>
-          <w:b w:val="0"/>
-          <w:i w:val="0"/>
-          <w:color w:val="1A1A1A"/>
-          <w:sz w:val="21"/>
-        </w:rPr>
-        <w:t xml:space="preserve">; </w:t>
-      </w:r>
-      <w:r>
-        <w:rPr>
-          <w:b/>
-          <w:i w:val="0"/>
-          <w:color w:val="0B5394"/>
-          <w:sz w:val="21"/>
-        </w:rPr>
-        <w:t>multi-step expression</w:t>
-      </w:r>
-    </w:p>
-    <w:p>
-      <w:pPr>
-        <w:spacing w:before="0" w:after="60"/>
-      </w:pPr>
-      <w:r>
-        <w:rPr>
-          <w:b/>
-          <w:i w:val="0"/>
-          <w:color w:val="1A1A1A"/>
-          <w:sz w:val="21"/>
-        </w:rPr>
-        <w:t>Materials.</w:t>
-      </w:r>
-      <w:r>
-        <w:rPr>
-          <w:b w:val="0"/>
-          <w:i w:val="0"/>
-          <w:color w:val="1A1A1A"/>
-          <w:sz w:val="21"/>
-        </w:rPr>
-        <w:t xml:space="preserve">  Whiteboards and markers. Calculators are allowed on everything, and this is the lesson where a calculator is worth using against the class: enter −2</w:t>
-      </w:r>
-      <w:r>
-        <w:rPr>
-          <w:b w:val="0"/>
-          <w:i w:val="0"/>
-          <w:color w:val="1A1A1A"/>
-          <w:sz w:val="21"/>
-          <w:vertAlign w:val="superscript"/>
-        </w:rPr>
-        <w:t>2</w:t>
-      </w:r>
-      <w:r>
-        <w:rPr>
-          <w:b w:val="0"/>
-          <w:i w:val="0"/>
-          <w:color w:val="1A1A1A"/>
-          <w:sz w:val="21"/>
-        </w:rPr>
-        <w:t xml:space="preserve"> and (−2)</w:t>
-      </w:r>
-      <w:r>
-        <w:rPr>
-          <w:b w:val="0"/>
-          <w:i w:val="0"/>
-          <w:color w:val="1A1A1A"/>
-          <w:sz w:val="21"/>
-          <w:vertAlign w:val="superscript"/>
-        </w:rPr>
-        <w:t>2</w:t>
-      </w:r>
-      <w:r>
-        <w:rPr>
-          <w:b w:val="0"/>
-          <w:i w:val="0"/>
-          <w:color w:val="1A1A1A"/>
-          <w:sz w:val="21"/>
-        </w:rPr>
-        <w:t xml:space="preserve"> and let the machine settle it.</w:t>
-      </w:r>
-    </w:p>
-    <w:p>
-      <w:pPr>
-        <w:spacing w:before="0" w:after="80"/>
-      </w:pPr>
-      <w:r>
-        <w:rPr>
-          <w:b/>
-          <w:i w:val="0"/>
-          <w:color w:val="1A1A1A"/>
-          <w:sz w:val="21"/>
-        </w:rPr>
-        <w:t>Practice.</w:t>
-      </w:r>
-      <w:r>
-        <w:rPr>
-          <w:b w:val="0"/>
-          <w:i w:val="0"/>
-          <w:color w:val="1A1A1A"/>
-          <w:sz w:val="21"/>
-        </w:rPr>
-        <w:t xml:space="preserve">  The six-question independent set is worked silently in class; whatever is not finished goes home. IXL, all skills required to a SmartScore of 67, due at the start of the next class: Evaluate radical expressions — D8J.</w:t>
       </w:r>
     </w:p>
     <w:sectPr>

--- a/a7/build/out/u4/A7 4.06  Lesson Plan.docx
+++ b/a7/build/out/u4/A7 4.06  Lesson Plan.docx
@@ -4297,7 +4297,7 @@
                 <w:color w:val="9E1B32"/>
                 <w:sz w:val="18"/>
               </w:rPr>
-              <w:t>A — 50</w:t>
+              <w:t>B — 50</w:t>
             </w:r>
           </w:p>
         </w:tc>
@@ -4328,7 +4328,7 @@
                 <w:color w:val="1A1A1A"/>
                 <w:sz w:val="18"/>
               </w:rPr>
-              <w:t>(B) 2 + 3 was done first, then 5 · 16 [8.NSO.1.7: multiplication comes before addition]; (C) the exponent was applied to 3 · 4 instead of to the 4 alone [8.NSO.1.7: an exponent belongs to its own base]; (D) 4</w:t>
+              <w:t>(A) the exponent was applied to 3 · 4 instead of to the 4 alone [8.NSO.1.7: an exponent belongs to its own base]; (C) 4</w:t>
             </w:r>
             <w:r>
               <w:rPr>
@@ -4347,7 +4347,7 @@
                 <w:color w:val="1A1A1A"/>
                 <w:sz w:val="18"/>
               </w:rPr>
-              <w:t xml:space="preserve"> was read as 4 · 2 [8.NSO.1.3: an exponent is not a factor]</w:t>
+              <w:t xml:space="preserve"> was read as 4 · 2 [8.NSO.1.3: an exponent is not a factor]; (D) 2 + 3 was done first, then 5 · 16 [8.NSO.1.7: multiplication comes before addition]</w:t>
             </w:r>
           </w:p>
         </w:tc>

--- a/a7/build/out/u4/A7 4.06  Lesson Plan.docx
+++ b/a7/build/out/u4/A7 4.06  Lesson Plan.docx
@@ -3791,7 +3791,7 @@
                 <w:color w:val="1A1A1A"/>
                 <w:sz w:val="18"/>
               </w:rPr>
-              <w:t>A square tile has side √196 centimetres. Its diagonal is about 19.8 centimetres. What is the perimeter of the tile?</w:t>
+              <w:t>A square tile has side √196 centimeters. Its diagonal is about 19.8 centimeters. What is the perimeter of the tile?</w:t>
             </w:r>
           </w:p>
         </w:tc>
@@ -3822,7 +3822,7 @@
                 <w:color w:val="9E1B32"/>
                 <w:sz w:val="18"/>
               </w:rPr>
-              <w:t>56 centimetres</w:t>
+              <w:t>56 centimeters</w:t>
             </w:r>
           </w:p>
         </w:tc>
